--- a/Video Game Design - year/Unit 3 - Physics & Collision/Daily Lesson Plans/Word/Day 20.docx
+++ b/Video Game Design - year/Unit 3 - Physics & Collision/Daily Lesson Plans/Word/Day 20.docx
@@ -50,16 +50,19 @@
               </w:rPr>
               <w:t xml:space="preserve">Video Game Design — Full Year</w:t>
             </w:r>
-          </w:p>
-          <w:p>
-            <w:pPr>
-              <w:spacing w:before="40"/>
-              <w:jc w:val="center"/>
-            </w:pPr>
-            <w:r>
-              <w:rPr>
-                <w:rFonts w:ascii="Arial" w:cs="Arial" w:eastAsia="Arial" w:hAnsi="Arial"/>
-                <w:color w:val="D1C4E9"/>
+            <w:r>
+              <w:rPr>
+                <w:rFonts w:ascii="Arial" w:cs="Arial" w:eastAsia="Arial" w:hAnsi="Arial"/>
+                <w:sz w:val="16"/>
+                <w:szCs w:val="16"/>
+              </w:rPr>
+              <w:br/>
+              <w:t xml:space="preserve"/>
+            </w:r>
+            <w:r>
+              <w:rPr>
+                <w:rFonts w:ascii="Arial" w:cs="Arial" w:eastAsia="Arial" w:hAnsi="Arial"/>
+                <w:color w:val="CE93D8"/>
                 <w:sz w:val="16"/>
                 <w:szCs w:val="16"/>
               </w:rPr>
@@ -83,7 +86,7 @@
           <w:rFonts w:ascii="Arial" w:cs="Arial" w:eastAsia="Arial" w:hAnsi="Arial"/>
           <w:b/>
           <w:bCs/>
-          <w:color w:val="311B56"/>
+          <w:color w:val="5B2D8E"/>
           <w:sz w:val="32"/>
           <w:szCs w:val="32"/>
         </w:rPr>
@@ -261,9 +264,9 @@
               <w:right w:val="single" w:color="CCCCCC" w:sz="1"/>
             </w:tcBorders>
             <w:tcMar>
-              <w:top w:type="dxa" w:w="60"/>
+              <w:top w:type="dxa" w:w="80"/>
               <w:left w:type="dxa" w:w="120"/>
-              <w:bottom w:type="dxa" w:w="60"/>
+              <w:bottom w:type="dxa" w:w="80"/>
               <w:right w:type="dxa" w:w="120"/>
             </w:tcMar>
           </w:tcPr>
@@ -290,20 +293,147 @@
               <w:right w:val="single" w:color="CCCCCC" w:sz="1"/>
             </w:tcBorders>
             <w:tcMar>
-              <w:top w:type="dxa" w:w="60"/>
+              <w:top w:type="dxa" w:w="80"/>
               <w:left w:type="dxa" w:w="120"/>
-              <w:bottom w:type="dxa" w:w="60"/>
+              <w:bottom w:type="dxa" w:w="80"/>
               <w:right w:type="dxa" w:w="120"/>
             </w:tcMar>
           </w:tcPr>
           <w:p>
-            <w:r>
-              <w:rPr>
-                <w:rFonts w:ascii="Arial" w:cs="Arial" w:eastAsia="Arial" w:hAnsi="Arial"/>
-                <w:sz w:val="20"/>
-                <w:szCs w:val="20"/>
+            <w:pPr>
+              <w:spacing w:after="80" w:before="80"/>
+            </w:pPr>
+            <w:r>
+              <w:rPr>
+                <w:rFonts w:ascii="Arial" w:cs="Arial" w:eastAsia="Arial" w:hAnsi="Arial"/>
+                <w:b/>
+                <w:bCs/>
+                <w:i w:val="false"/>
+                <w:iCs w:val="false"/>
+                <w:color w:val="000000"/>
+                <w:sz w:val="22"/>
+                <w:szCs w:val="22"/>
               </w:rPr>
               <w:t xml:space="preserve">Bell Ringer / Review</w:t>
+            </w:r>
+            <w:r>
+              <w:rPr>
+                <w:rFonts w:ascii="Arial" w:cs="Arial" w:eastAsia="Arial" w:hAnsi="Arial"/>
+                <w:sz w:val="20"/>
+                <w:szCs w:val="20"/>
+              </w:rPr>
+              <w:br/>
+              <w:t xml:space="preserve"/>
+            </w:r>
+            <w:r>
+              <w:rPr>
+                <w:rFonts w:ascii="Arial" w:cs="Arial" w:eastAsia="Arial" w:hAnsi="Arial"/>
+                <w:sz w:val="20"/>
+                <w:szCs w:val="20"/>
+              </w:rPr>
+              <w:br/>
+              <w:t xml:space="preserve"/>
+            </w:r>
+            <w:r>
+              <w:rPr>
+                <w:rFonts w:ascii="Arial" w:cs="Arial" w:eastAsia="Arial" w:hAnsi="Arial"/>
+                <w:b/>
+                <w:bCs/>
+                <w:i w:val="false"/>
+                <w:iCs w:val="false"/>
+                <w:color w:val="000000"/>
+                <w:sz w:val="20"/>
+                <w:szCs w:val="20"/>
+              </w:rPr>
+              <w:t xml:space="preserve">Quick Write </w:t>
+            </w:r>
+            <w:r>
+              <w:rPr>
+                <w:rFonts w:ascii="Arial" w:cs="Arial" w:eastAsia="Arial" w:hAnsi="Arial"/>
+                <w:b w:val="false"/>
+                <w:bCs w:val="false"/>
+                <w:i w:val="false"/>
+                <w:iCs w:val="false"/>
+                <w:color w:val="000000"/>
+                <w:sz w:val="20"/>
+                <w:szCs w:val="20"/>
+              </w:rPr>
+              <w:t xml:space="preserve">(3 min — written or verbal):</w:t>
+            </w:r>
+            <w:r>
+              <w:rPr>
+                <w:rFonts w:ascii="Arial" w:cs="Arial" w:eastAsia="Arial" w:hAnsi="Arial"/>
+                <w:sz w:val="20"/>
+                <w:szCs w:val="20"/>
+              </w:rPr>
+              <w:br/>
+              <w:t xml:space="preserve"/>
+            </w:r>
+            <w:r>
+              <w:rPr>
+                <w:rFonts w:ascii="Arial" w:cs="Arial" w:eastAsia="Arial" w:hAnsi="Arial"/>
+                <w:b w:val="false"/>
+                <w:bCs w:val="false"/>
+                <w:i w:val="false"/>
+                <w:iCs w:val="false"/>
+                <w:color w:val="000000"/>
+                <w:sz w:val="20"/>
+                <w:szCs w:val="20"/>
+              </w:rPr>
+              <w:t xml:space="preserve">    In your own words: Design and build a physics-based puzzle level using multiple physics systems?</w:t>
+            </w:r>
+            <w:r>
+              <w:rPr>
+                <w:rFonts w:ascii="Arial" w:cs="Arial" w:eastAsia="Arial" w:hAnsi="Arial"/>
+                <w:sz w:val="20"/>
+                <w:szCs w:val="20"/>
+              </w:rPr>
+              <w:br/>
+              <w:t xml:space="preserve"/>
+            </w:r>
+            <w:r>
+              <w:rPr>
+                <w:rFonts w:ascii="Arial" w:cs="Arial" w:eastAsia="Arial" w:hAnsi="Arial"/>
+                <w:sz w:val="20"/>
+                <w:szCs w:val="20"/>
+              </w:rPr>
+              <w:br/>
+              <w:t xml:space="preserve"/>
+            </w:r>
+            <w:r>
+              <w:rPr>
+                <w:rFonts w:ascii="Arial" w:cs="Arial" w:eastAsia="Arial" w:hAnsi="Arial"/>
+                <w:b w:val="false"/>
+                <w:bCs w:val="false"/>
+                <w:i/>
+                <w:iCs/>
+                <w:color w:val="444444"/>
+                <w:sz w:val="20"/>
+                <w:szCs w:val="20"/>
+              </w:rPr>
+              <w:t xml:space="preserve">Today's Goal: By the end of class you will be able to design and build a physics-based puzzle level using multiple physics systems.</w:t>
+            </w:r>
+            <w:r>
+              <w:rPr>
+                <w:rFonts w:ascii="Arial" w:cs="Arial" w:eastAsia="Arial" w:hAnsi="Arial"/>
+                <w:sz w:val="20"/>
+                <w:szCs w:val="20"/>
+              </w:rPr>
+              <w:br/>
+              <w:t xml:space="preserve"/>
+            </w:r>
+            <w:r>
+              <w:rPr>
+                <w:rFonts w:ascii="Arial" w:cs="Arial" w:eastAsia="Arial" w:hAnsi="Arial"/>
+                <w:b w:val="false"/>
+                <w:bCs w:val="false"/>
+                <w:i/>
+                <w:iCs/>
+                <w:color w:val="555555"/>
+                <w:sz w:val="20"/>
+                <w:szCs w:val="20"/>
+              </w:rPr>
+              <w:t xml:space="preserve">→ Pair-share your response, then 2–3 students share with the class.</w:t>
             </w:r>
           </w:p>
         </w:tc>
@@ -319,9 +449,9 @@
               <w:right w:val="single" w:color="CCCCCC" w:sz="1"/>
             </w:tcBorders>
             <w:tcMar>
-              <w:top w:type="dxa" w:w="60"/>
+              <w:top w:type="dxa" w:w="80"/>
               <w:left w:type="dxa" w:w="120"/>
-              <w:bottom w:type="dxa" w:w="60"/>
+              <w:bottom w:type="dxa" w:w="80"/>
               <w:right w:type="dxa" w:w="120"/>
             </w:tcMar>
           </w:tcPr>
@@ -348,20 +478,164 @@
               <w:right w:val="single" w:color="CCCCCC" w:sz="1"/>
             </w:tcBorders>
             <w:tcMar>
-              <w:top w:type="dxa" w:w="60"/>
+              <w:top w:type="dxa" w:w="80"/>
               <w:left w:type="dxa" w:w="120"/>
-              <w:bottom w:type="dxa" w:w="60"/>
+              <w:bottom w:type="dxa" w:w="80"/>
               <w:right w:type="dxa" w:w="120"/>
             </w:tcMar>
           </w:tcPr>
           <w:p>
-            <w:r>
-              <w:rPr>
-                <w:rFonts w:ascii="Arial" w:cs="Arial" w:eastAsia="Arial" w:hAnsi="Arial"/>
-                <w:sz w:val="20"/>
-                <w:szCs w:val="20"/>
-              </w:rPr>
-              <w:t xml:space="preserve">Mini Lesson: Physics Lab Continued — Physics Puzzle Level</w:t>
+            <w:pPr>
+              <w:spacing w:after="80" w:before="80"/>
+            </w:pPr>
+            <w:r>
+              <w:rPr>
+                <w:rFonts w:ascii="Arial" w:cs="Arial" w:eastAsia="Arial" w:hAnsi="Arial"/>
+                <w:b/>
+                <w:bCs/>
+                <w:i w:val="false"/>
+                <w:iCs w:val="false"/>
+                <w:color w:val="000000"/>
+                <w:sz w:val="22"/>
+                <w:szCs w:val="22"/>
+              </w:rPr>
+              <w:t xml:space="preserve">Mini Lesson: </w:t>
+            </w:r>
+            <w:r>
+              <w:rPr>
+                <w:rFonts w:ascii="Arial" w:cs="Arial" w:eastAsia="Arial" w:hAnsi="Arial"/>
+                <w:b w:val="false"/>
+                <w:bCs w:val="false"/>
+                <w:i w:val="false"/>
+                <w:iCs w:val="false"/>
+                <w:color w:val="000000"/>
+                <w:sz w:val="22"/>
+                <w:szCs w:val="22"/>
+              </w:rPr>
+              <w:t xml:space="preserve">Physics Lab Continued — Physics Puzzle Level</w:t>
+            </w:r>
+            <w:r>
+              <w:rPr>
+                <w:rFonts w:ascii="Arial" w:cs="Arial" w:eastAsia="Arial" w:hAnsi="Arial"/>
+                <w:sz w:val="20"/>
+                <w:szCs w:val="20"/>
+              </w:rPr>
+              <w:br/>
+              <w:t xml:space="preserve"/>
+            </w:r>
+            <w:r>
+              <w:rPr>
+                <w:rFonts w:ascii="Arial" w:cs="Arial" w:eastAsia="Arial" w:hAnsi="Arial"/>
+                <w:sz w:val="20"/>
+                <w:szCs w:val="20"/>
+              </w:rPr>
+              <w:br/>
+              <w:t xml:space="preserve"/>
+            </w:r>
+            <w:r>
+              <w:rPr>
+                <w:rFonts w:ascii="Arial" w:cs="Arial" w:eastAsia="Arial" w:hAnsi="Arial"/>
+                <w:b/>
+                <w:bCs/>
+                <w:i/>
+                <w:iCs/>
+                <w:color w:val="000000"/>
+                <w:sz w:val="20"/>
+                <w:szCs w:val="20"/>
+              </w:rPr>
+              <w:t xml:space="preserve">Learning Target: </w:t>
+            </w:r>
+            <w:r>
+              <w:rPr>
+                <w:rFonts w:ascii="Arial" w:cs="Arial" w:eastAsia="Arial" w:hAnsi="Arial"/>
+                <w:b w:val="false"/>
+                <w:bCs w:val="false"/>
+                <w:i/>
+                <w:iCs/>
+                <w:color w:val="333333"/>
+                <w:sz w:val="20"/>
+                <w:szCs w:val="20"/>
+              </w:rPr>
+              <w:t xml:space="preserve">I can design and build a physics-based puzzle level using multiple physics systems.</w:t>
+            </w:r>
+            <w:r>
+              <w:rPr>
+                <w:rFonts w:ascii="Arial" w:cs="Arial" w:eastAsia="Arial" w:hAnsi="Arial"/>
+                <w:sz w:val="20"/>
+                <w:szCs w:val="20"/>
+              </w:rPr>
+              <w:br/>
+              <w:t xml:space="preserve"/>
+            </w:r>
+            <w:r>
+              <w:rPr>
+                <w:rFonts w:ascii="Arial" w:cs="Arial" w:eastAsia="Arial" w:hAnsi="Arial"/>
+                <w:sz w:val="20"/>
+                <w:szCs w:val="20"/>
+              </w:rPr>
+              <w:br/>
+              <w:t xml:space="preserve"/>
+            </w:r>
+            <w:r>
+              <w:rPr>
+                <w:rFonts w:ascii="Arial" w:cs="Arial" w:eastAsia="Arial" w:hAnsi="Arial"/>
+                <w:b/>
+                <w:bCs/>
+                <w:i/>
+                <w:iCs/>
+                <w:color w:val="555555"/>
+                <w:sz w:val="20"/>
+                <w:szCs w:val="20"/>
+              </w:rPr>
+              <w:t xml:space="preserve">→ Live Demo — </w:t>
+            </w:r>
+            <w:r>
+              <w:rPr>
+                <w:rFonts w:ascii="Arial" w:cs="Arial" w:eastAsia="Arial" w:hAnsi="Arial"/>
+                <w:b w:val="false"/>
+                <w:bCs w:val="false"/>
+                <w:i/>
+                <w:iCs/>
+                <w:color w:val="555555"/>
+                <w:sz w:val="20"/>
+                <w:szCs w:val="20"/>
+              </w:rPr>
+              <w:t xml:space="preserve">type examples as students follow along in their own editor.</w:t>
+            </w:r>
+            <w:r>
+              <w:rPr>
+                <w:rFonts w:ascii="Arial" w:cs="Arial" w:eastAsia="Arial" w:hAnsi="Arial"/>
+                <w:sz w:val="20"/>
+                <w:szCs w:val="20"/>
+              </w:rPr>
+              <w:br/>
+              <w:t xml:space="preserve"/>
+            </w:r>
+            <w:r>
+              <w:rPr>
+                <w:rFonts w:ascii="Arial" w:cs="Arial" w:eastAsia="Arial" w:hAnsi="Arial"/>
+                <w:b/>
+                <w:bCs/>
+                <w:i/>
+                <w:iCs/>
+                <w:color w:val="555555"/>
+                <w:sz w:val="20"/>
+                <w:szCs w:val="20"/>
+              </w:rPr>
+              <w:t xml:space="preserve">→ Check for Understanding: </w:t>
+            </w:r>
+            <w:r>
+              <w:rPr>
+                <w:rFonts w:ascii="Arial" w:cs="Arial" w:eastAsia="Arial" w:hAnsi="Arial"/>
+                <w:b w:val="false"/>
+                <w:bCs w:val="false"/>
+                <w:i/>
+                <w:iCs/>
+                <w:color w:val="555555"/>
+                <w:sz w:val="20"/>
+                <w:szCs w:val="20"/>
+              </w:rPr>
+              <w:t xml:space="preserve">pause and cold-call: “Can someone explain what we just did in their own words?”</w:t>
             </w:r>
           </w:p>
         </w:tc>
@@ -377,9 +651,9 @@
               <w:right w:val="single" w:color="CCCCCC" w:sz="1"/>
             </w:tcBorders>
             <w:tcMar>
-              <w:top w:type="dxa" w:w="60"/>
+              <w:top w:type="dxa" w:w="80"/>
               <w:left w:type="dxa" w:w="120"/>
-              <w:bottom w:type="dxa" w:w="60"/>
+              <w:bottom w:type="dxa" w:w="80"/>
               <w:right w:type="dxa" w:w="120"/>
             </w:tcMar>
           </w:tcPr>
@@ -392,7 +666,7 @@
                 <w:sz w:val="20"/>
                 <w:szCs w:val="20"/>
               </w:rPr>
-              <w:t xml:space="preserve">15-20 min</w:t>
+              <w:t xml:space="preserve">15–20 min</w:t>
             </w:r>
           </w:p>
         </w:tc>
@@ -406,20 +680,81 @@
               <w:right w:val="single" w:color="CCCCCC" w:sz="1"/>
             </w:tcBorders>
             <w:tcMar>
-              <w:top w:type="dxa" w:w="60"/>
+              <w:top w:type="dxa" w:w="80"/>
               <w:left w:type="dxa" w:w="120"/>
-              <w:bottom w:type="dxa" w:w="60"/>
+              <w:bottom w:type="dxa" w:w="80"/>
               <w:right w:type="dxa" w:w="120"/>
             </w:tcMar>
           </w:tcPr>
           <w:p>
-            <w:r>
-              <w:rPr>
-                <w:rFonts w:ascii="Arial" w:cs="Arial" w:eastAsia="Arial" w:hAnsi="Arial"/>
-                <w:sz w:val="20"/>
-                <w:szCs w:val="20"/>
-              </w:rPr>
-              <w:t xml:space="preserve">Independent Practice / Build Time</w:t>
+            <w:pPr>
+              <w:spacing w:after="80" w:before="80"/>
+            </w:pPr>
+            <w:r>
+              <w:rPr>
+                <w:rFonts w:ascii="Arial" w:cs="Arial" w:eastAsia="Arial" w:hAnsi="Arial"/>
+                <w:b/>
+                <w:bCs/>
+                <w:i w:val="false"/>
+                <w:iCs w:val="false"/>
+                <w:color w:val="000000"/>
+                <w:sz w:val="22"/>
+                <w:szCs w:val="22"/>
+              </w:rPr>
+              <w:t xml:space="preserve">Independent Practice / Code Along</w:t>
+            </w:r>
+            <w:r>
+              <w:rPr>
+                <w:rFonts w:ascii="Arial" w:cs="Arial" w:eastAsia="Arial" w:hAnsi="Arial"/>
+                <w:sz w:val="20"/>
+                <w:szCs w:val="20"/>
+              </w:rPr>
+              <w:br/>
+              <w:t xml:space="preserve"/>
+            </w:r>
+            <w:r>
+              <w:rPr>
+                <w:rFonts w:ascii="Arial" w:cs="Arial" w:eastAsia="Arial" w:hAnsi="Arial"/>
+                <w:b w:val="false"/>
+                <w:bCs w:val="false"/>
+                <w:i w:val="false"/>
+                <w:iCs w:val="false"/>
+                <w:color w:val="000000"/>
+                <w:sz w:val="20"/>
+                <w:szCs w:val="20"/>
+              </w:rPr>
+              <w:t xml:space="preserve">    Work through problems from the day's exercise set.</w:t>
+            </w:r>
+            <w:r>
+              <w:rPr>
+                <w:rFonts w:ascii="Arial" w:cs="Arial" w:eastAsia="Arial" w:hAnsi="Arial"/>
+                <w:sz w:val="20"/>
+                <w:szCs w:val="20"/>
+              </w:rPr>
+              <w:br/>
+              <w:t xml:space="preserve"/>
+            </w:r>
+            <w:r>
+              <w:rPr>
+                <w:rFonts w:ascii="Arial" w:cs="Arial" w:eastAsia="Arial" w:hAnsi="Arial"/>
+                <w:sz w:val="20"/>
+                <w:szCs w:val="20"/>
+              </w:rPr>
+              <w:br/>
+              <w:t xml:space="preserve"/>
+            </w:r>
+            <w:r>
+              <w:rPr>
+                <w:rFonts w:ascii="Arial" w:cs="Arial" w:eastAsia="Arial" w:hAnsi="Arial"/>
+                <w:b w:val="false"/>
+                <w:bCs w:val="false"/>
+                <w:i/>
+                <w:iCs/>
+                <w:color w:val="555555"/>
+                <w:sz w:val="20"/>
+                <w:szCs w:val="20"/>
+              </w:rPr>
+              <w:t xml:space="preserve">→ Teacher circulates — offer hints, check for understanding.</w:t>
             </w:r>
           </w:p>
         </w:tc>
@@ -435,9 +770,9 @@
               <w:right w:val="single" w:color="CCCCCC" w:sz="1"/>
             </w:tcBorders>
             <w:tcMar>
-              <w:top w:type="dxa" w:w="60"/>
+              <w:top w:type="dxa" w:w="80"/>
               <w:left w:type="dxa" w:w="120"/>
-              <w:bottom w:type="dxa" w:w="60"/>
+              <w:bottom w:type="dxa" w:w="80"/>
               <w:right w:type="dxa" w:w="120"/>
             </w:tcMar>
           </w:tcPr>
@@ -464,20 +799,90 @@
               <w:right w:val="single" w:color="CCCCCC" w:sz="1"/>
             </w:tcBorders>
             <w:tcMar>
-              <w:top w:type="dxa" w:w="60"/>
+              <w:top w:type="dxa" w:w="80"/>
               <w:left w:type="dxa" w:w="120"/>
-              <w:bottom w:type="dxa" w:w="60"/>
+              <w:bottom w:type="dxa" w:w="80"/>
               <w:right w:type="dxa" w:w="120"/>
             </w:tcMar>
           </w:tcPr>
           <w:p>
-            <w:r>
-              <w:rPr>
-                <w:rFonts w:ascii="Arial" w:cs="Arial" w:eastAsia="Arial" w:hAnsi="Arial"/>
-                <w:sz w:val="20"/>
-                <w:szCs w:val="20"/>
+            <w:pPr>
+              <w:spacing w:after="80" w:before="80"/>
+            </w:pPr>
+            <w:r>
+              <w:rPr>
+                <w:rFonts w:ascii="Arial" w:cs="Arial" w:eastAsia="Arial" w:hAnsi="Arial"/>
+                <w:b/>
+                <w:bCs/>
+                <w:i w:val="false"/>
+                <w:iCs w:val="false"/>
+                <w:color w:val="000000"/>
+                <w:sz w:val="22"/>
+                <w:szCs w:val="22"/>
               </w:rPr>
               <w:t xml:space="preserve">Exit Ticket / Wrap-Up</w:t>
+            </w:r>
+            <w:r>
+              <w:rPr>
+                <w:rFonts w:ascii="Arial" w:cs="Arial" w:eastAsia="Arial" w:hAnsi="Arial"/>
+                <w:sz w:val="20"/>
+                <w:szCs w:val="20"/>
+              </w:rPr>
+              <w:br/>
+              <w:t xml:space="preserve"/>
+            </w:r>
+            <w:r>
+              <w:rPr>
+                <w:rFonts w:ascii="Arial" w:cs="Arial" w:eastAsia="Arial" w:hAnsi="Arial"/>
+                <w:sz w:val="20"/>
+                <w:szCs w:val="20"/>
+              </w:rPr>
+              <w:br/>
+              <w:t xml:space="preserve"/>
+            </w:r>
+            <w:r>
+              <w:rPr>
+                <w:rFonts w:ascii="Arial" w:cs="Arial" w:eastAsia="Arial" w:hAnsi="Arial"/>
+                <w:b w:val="false"/>
+                <w:bCs w:val="false"/>
+                <w:i w:val="false"/>
+                <w:iCs w:val="false"/>
+                <w:color w:val="000000"/>
+                <w:sz w:val="20"/>
+                <w:szCs w:val="20"/>
+              </w:rPr>
+              <w:t xml:space="preserve">Quick Check: Design and build a physics-based puzzle level using multiple physics systems?</w:t>
+            </w:r>
+            <w:r>
+              <w:rPr>
+                <w:rFonts w:ascii="Arial" w:cs="Arial" w:eastAsia="Arial" w:hAnsi="Arial"/>
+                <w:sz w:val="20"/>
+                <w:szCs w:val="20"/>
+              </w:rPr>
+              <w:br/>
+              <w:t xml:space="preserve"/>
+            </w:r>
+            <w:r>
+              <w:rPr>
+                <w:rFonts w:ascii="Arial" w:cs="Arial" w:eastAsia="Arial" w:hAnsi="Arial"/>
+                <w:sz w:val="20"/>
+                <w:szCs w:val="20"/>
+              </w:rPr>
+              <w:br/>
+              <w:t xml:space="preserve"/>
+            </w:r>
+            <w:r>
+              <w:rPr>
+                <w:rFonts w:ascii="Arial" w:cs="Arial" w:eastAsia="Arial" w:hAnsi="Arial"/>
+                <w:b w:val="false"/>
+                <w:bCs w:val="false"/>
+                <w:i/>
+                <w:iCs/>
+                <w:color w:val="555555"/>
+                <w:sz w:val="20"/>
+                <w:szCs w:val="20"/>
+              </w:rPr>
+              <w:t xml:space="preserve">→ 3–2–1: Name 3 things learned, 2 new vocab words, 1 question you still have.</w:t>
             </w:r>
           </w:p>
         </w:tc>

--- a/Video Game Design - year/Unit 3 - Physics & Collision/Daily Lesson Plans/Word/Day 20.docx
+++ b/Video Game Design - year/Unit 3 - Physics & Collision/Daily Lesson Plans/Word/Day 20.docx
@@ -380,7 +380,7 @@
                 <w:sz w:val="20"/>
                 <w:szCs w:val="20"/>
               </w:rPr>
-              <w:t xml:space="preserve">    In your own words: Design and build a physics-based puzzle level using multiple physics systems?</w:t>
+              <w:t xml:space="preserve">    Before designing anything, what questions would you need to answer first in order to design and build a physics-based puzzle level using multiple physics systems?</w:t>
             </w:r>
             <w:r>
               <w:rPr>
@@ -411,7 +411,7 @@
                 <w:sz w:val="20"/>
                 <w:szCs w:val="20"/>
               </w:rPr>
-              <w:t xml:space="preserve">Today's Goal: By the end of class you will be able to design and build a physics-based puzzle level using multiple physics systems.</w:t>
+              <w:t xml:space="preserve">Today’s Goal: By the end of class you will be able to design and build a physics-based puzzle level using multiple physics systems.</w:t>
             </w:r>
             <w:r>
               <w:rPr>
@@ -851,7 +851,7 @@
                 <w:sz w:val="20"/>
                 <w:szCs w:val="20"/>
               </w:rPr>
-              <w:t xml:space="preserve">Quick Check: Design and build a physics-based puzzle level using multiple physics systems?</w:t>
+              <w:t xml:space="preserve">What are the 2-3 most important steps when you design and build a physics-based puzzle level using multiple physics systems? What could go wrong if you skip one?</w:t>
             </w:r>
             <w:r>
               <w:rPr>

--- a/Video Game Design - year/Unit 3 - Physics & Collision/Daily Lesson Plans/Word/Day 20.docx
+++ b/Video Game Design - year/Unit 3 - Physics & Collision/Daily Lesson Plans/Word/Day 20.docx
@@ -403,6 +403,72 @@
             <w:r>
               <w:rPr>
                 <w:rFonts w:ascii="Arial" w:cs="Arial" w:eastAsia="Arial" w:hAnsi="Arial"/>
+                <w:b/>
+                <w:bCs/>
+                <w:i w:val="false"/>
+                <w:iCs w:val="false"/>
+                <w:color w:val="000000"/>
+                <w:sz w:val="20"/>
+                <w:szCs w:val="20"/>
+              </w:rPr>
+              <w:t xml:space="preserve">Vocabulary Preview — </w:t>
+            </w:r>
+            <w:r>
+              <w:rPr>
+                <w:rFonts w:ascii="Arial" w:cs="Arial" w:eastAsia="Arial" w:hAnsi="Arial"/>
+                <w:b w:val="false"/>
+                <w:bCs w:val="false"/>
+                <w:i w:val="false"/>
+                <w:iCs w:val="false"/>
+                <w:color w:val="000000"/>
+                <w:sz w:val="20"/>
+                <w:szCs w:val="20"/>
+              </w:rPr>
+              <w:t xml:space="preserve">terms we'll use today:</w:t>
+            </w:r>
+            <w:r>
+              <w:rPr>
+                <w:rFonts w:ascii="Arial" w:cs="Arial" w:eastAsia="Arial" w:hAnsi="Arial"/>
+                <w:sz w:val="20"/>
+                <w:szCs w:val="20"/>
+              </w:rPr>
+              <w:br/>
+              <w:t xml:space="preserve"/>
+            </w:r>
+            <w:r>
+              <w:rPr>
+                <w:rFonts w:ascii="Arial" w:cs="Arial" w:eastAsia="Arial" w:hAnsi="Arial"/>
+                <w:b w:val="false"/>
+                <w:bCs w:val="false"/>
+                <w:i w:val="false"/>
+                <w:iCs w:val="false"/>
+                <w:color w:val="000000"/>
+                <w:sz w:val="20"/>
+                <w:szCs w:val="20"/>
+              </w:rPr>
+              <w:t xml:space="preserve">    • Physics Puzzle Level   •   Physics concepts used</w:t>
+            </w:r>
+            <w:r>
+              <w:rPr>
+                <w:rFonts w:ascii="Arial" w:cs="Arial" w:eastAsia="Arial" w:hAnsi="Arial"/>
+                <w:sz w:val="20"/>
+                <w:szCs w:val="20"/>
+              </w:rPr>
+              <w:br/>
+              <w:t xml:space="preserve"/>
+            </w:r>
+            <w:r>
+              <w:rPr>
+                <w:rFonts w:ascii="Arial" w:cs="Arial" w:eastAsia="Arial" w:hAnsi="Arial"/>
+                <w:sz w:val="20"/>
+                <w:szCs w:val="20"/>
+              </w:rPr>
+              <w:br/>
+              <w:t xml:space="preserve"/>
+            </w:r>
+            <w:r>
+              <w:rPr>
+                <w:rFonts w:ascii="Arial" w:cs="Arial" w:eastAsia="Arial" w:hAnsi="Arial"/>
                 <w:b w:val="false"/>
                 <w:bCs w:val="false"/>
                 <w:i/>
@@ -579,6 +645,310 @@
             <w:r>
               <w:rPr>
                 <w:rFonts w:ascii="Arial" w:cs="Arial" w:eastAsia="Arial" w:hAnsi="Arial"/>
+                <w:b w:val="false"/>
+                <w:bCs w:val="false"/>
+                <w:i w:val="false"/>
+                <w:iCs w:val="false"/>
+                <w:color w:val="000000"/>
+                <w:sz w:val="20"/>
+                <w:szCs w:val="20"/>
+              </w:rPr>
+              <w:t xml:space="preserve">Build a Physics Puzzle Level where:</w:t>
+            </w:r>
+            <w:r>
+              <w:rPr>
+                <w:rFonts w:ascii="Arial" w:cs="Arial" w:eastAsia="Arial" w:hAnsi="Arial"/>
+                <w:sz w:val="20"/>
+                <w:szCs w:val="20"/>
+              </w:rPr>
+              <w:br/>
+              <w:t xml:space="preserve"/>
+            </w:r>
+            <w:r>
+              <w:rPr>
+                <w:rFonts w:ascii="Arial" w:cs="Arial" w:eastAsia="Arial" w:hAnsi="Arial"/>
+                <w:b w:val="false"/>
+                <w:bCs w:val="false"/>
+                <w:i w:val="false"/>
+                <w:iCs w:val="false"/>
+                <w:color w:val="000000"/>
+                <w:sz w:val="20"/>
+                <w:szCs w:val="20"/>
+              </w:rPr>
+              <w:t xml:space="preserve">1. Player pushes/rolls objects to solve puzzles</w:t>
+            </w:r>
+            <w:r>
+              <w:rPr>
+                <w:rFonts w:ascii="Arial" w:cs="Arial" w:eastAsia="Arial" w:hAnsi="Arial"/>
+                <w:sz w:val="20"/>
+                <w:szCs w:val="20"/>
+              </w:rPr>
+              <w:br/>
+              <w:t xml:space="preserve"/>
+            </w:r>
+            <w:r>
+              <w:rPr>
+                <w:rFonts w:ascii="Arial" w:cs="Arial" w:eastAsia="Arial" w:hAnsi="Arial"/>
+                <w:sz w:val="20"/>
+                <w:szCs w:val="20"/>
+              </w:rPr>
+              <w:br/>
+              <w:t xml:space="preserve"/>
+            </w:r>
+            <w:r>
+              <w:rPr>
+                <w:rFonts w:ascii="Arial" w:cs="Arial" w:eastAsia="Arial" w:hAnsi="Arial"/>
+                <w:b/>
+                <w:bCs/>
+                <w:i w:val="false"/>
+                <w:iCs w:val="false"/>
+                <w:color w:val="000000"/>
+                <w:sz w:val="20"/>
+                <w:szCs w:val="20"/>
+              </w:rPr>
+              <w:t xml:space="preserve">Key Concepts:</w:t>
+            </w:r>
+            <w:r>
+              <w:rPr>
+                <w:rFonts w:ascii="Arial" w:cs="Arial" w:eastAsia="Arial" w:hAnsi="Arial"/>
+                <w:sz w:val="20"/>
+                <w:szCs w:val="20"/>
+              </w:rPr>
+              <w:br/>
+              <w:t xml:space="preserve"/>
+            </w:r>
+            <w:r>
+              <w:rPr>
+                <w:rFonts w:ascii="Arial" w:cs="Arial" w:eastAsia="Arial" w:hAnsi="Arial"/>
+                <w:b w:val="false"/>
+                <w:bCs w:val="false"/>
+                <w:i w:val="false"/>
+                <w:iCs w:val="false"/>
+                <w:color w:val="000000"/>
+                <w:sz w:val="20"/>
+                <w:szCs w:val="20"/>
+              </w:rPr>
+              <w:t xml:space="preserve">    • Player pushes/rolls objects to solve puzzles</w:t>
+            </w:r>
+            <w:r>
+              <w:rPr>
+                <w:rFonts w:ascii="Arial" w:cs="Arial" w:eastAsia="Arial" w:hAnsi="Arial"/>
+                <w:sz w:val="20"/>
+                <w:szCs w:val="20"/>
+              </w:rPr>
+              <w:br/>
+              <w:t xml:space="preserve"/>
+            </w:r>
+            <w:r>
+              <w:rPr>
+                <w:rFonts w:ascii="Arial" w:cs="Arial" w:eastAsia="Arial" w:hAnsi="Arial"/>
+                <w:b w:val="false"/>
+                <w:bCs w:val="false"/>
+                <w:i w:val="false"/>
+                <w:iCs w:val="false"/>
+                <w:color w:val="000000"/>
+                <w:sz w:val="20"/>
+                <w:szCs w:val="20"/>
+              </w:rPr>
+              <w:t xml:space="preserve">    • Multiple collider types (boxes, spheres, ramps)</w:t>
+            </w:r>
+            <w:r>
+              <w:rPr>
+                <w:rFonts w:ascii="Arial" w:cs="Arial" w:eastAsia="Arial" w:hAnsi="Arial"/>
+                <w:sz w:val="20"/>
+                <w:szCs w:val="20"/>
+              </w:rPr>
+              <w:br/>
+              <w:t xml:space="preserve"/>
+            </w:r>
+            <w:r>
+              <w:rPr>
+                <w:rFonts w:ascii="Arial" w:cs="Arial" w:eastAsia="Arial" w:hAnsi="Arial"/>
+                <w:b w:val="false"/>
+                <w:bCs w:val="false"/>
+                <w:i w:val="false"/>
+                <w:iCs w:val="false"/>
+                <w:color w:val="000000"/>
+                <w:sz w:val="20"/>
+                <w:szCs w:val="20"/>
+              </w:rPr>
+              <w:t xml:space="preserve">    • Triggers control doors and gates</w:t>
+            </w:r>
+            <w:r>
+              <w:rPr>
+                <w:rFonts w:ascii="Arial" w:cs="Arial" w:eastAsia="Arial" w:hAnsi="Arial"/>
+                <w:sz w:val="20"/>
+                <w:szCs w:val="20"/>
+              </w:rPr>
+              <w:br/>
+              <w:t xml:space="preserve"/>
+            </w:r>
+            <w:r>
+              <w:rPr>
+                <w:rFonts w:ascii="Arial" w:cs="Arial" w:eastAsia="Arial" w:hAnsi="Arial"/>
+                <w:b w:val="false"/>
+                <w:bCs w:val="false"/>
+                <w:i w:val="false"/>
+                <w:iCs w:val="false"/>
+                <w:color w:val="000000"/>
+                <w:sz w:val="20"/>
+                <w:szCs w:val="20"/>
+              </w:rPr>
+              <w:t xml:space="preserve">    • Physics materials create varied surfaces</w:t>
+            </w:r>
+            <w:r>
+              <w:rPr>
+                <w:rFonts w:ascii="Arial" w:cs="Arial" w:eastAsia="Arial" w:hAnsi="Arial"/>
+                <w:sz w:val="20"/>
+                <w:szCs w:val="20"/>
+              </w:rPr>
+              <w:br/>
+              <w:t xml:space="preserve"/>
+            </w:r>
+            <w:r>
+              <w:rPr>
+                <w:rFonts w:ascii="Arial" w:cs="Arial" w:eastAsia="Arial" w:hAnsi="Arial"/>
+                <w:b w:val="false"/>
+                <w:bCs w:val="false"/>
+                <w:i w:val="false"/>
+                <w:iCs w:val="false"/>
+                <w:color w:val="000000"/>
+                <w:sz w:val="20"/>
+                <w:szCs w:val="20"/>
+              </w:rPr>
+              <w:t xml:space="preserve">    • Requires understanding of mass, friction, momentum</w:t>
+            </w:r>
+            <w:r>
+              <w:rPr>
+                <w:rFonts w:ascii="Arial" w:cs="Arial" w:eastAsia="Arial" w:hAnsi="Arial"/>
+                <w:sz w:val="20"/>
+                <w:szCs w:val="20"/>
+              </w:rPr>
+              <w:br/>
+              <w:t xml:space="preserve"/>
+            </w:r>
+            <w:r>
+              <w:rPr>
+                <w:rFonts w:ascii="Arial" w:cs="Arial" w:eastAsia="Arial" w:hAnsi="Arial"/>
+                <w:b w:val="false"/>
+                <w:bCs w:val="false"/>
+                <w:i w:val="false"/>
+                <w:iCs w:val="false"/>
+                <w:color w:val="000000"/>
+                <w:sz w:val="20"/>
+                <w:szCs w:val="20"/>
+              </w:rPr>
+              <w:t xml:space="preserve">    • Varied masses (heavy blocks, light balls)</w:t>
+            </w:r>
+            <w:r>
+              <w:rPr>
+                <w:rFonts w:ascii="Arial" w:cs="Arial" w:eastAsia="Arial" w:hAnsi="Arial"/>
+                <w:sz w:val="20"/>
+                <w:szCs w:val="20"/>
+              </w:rPr>
+              <w:br/>
+              <w:t xml:space="preserve"/>
+            </w:r>
+            <w:r>
+              <w:rPr>
+                <w:rFonts w:ascii="Arial" w:cs="Arial" w:eastAsia="Arial" w:hAnsi="Arial"/>
+                <w:b w:val="false"/>
+                <w:bCs w:val="false"/>
+                <w:i w:val="false"/>
+                <w:iCs w:val="false"/>
+                <w:color w:val="000000"/>
+                <w:sz w:val="20"/>
+                <w:szCs w:val="20"/>
+              </w:rPr>
+              <w:t xml:space="preserve">    • Friction and drag for realistic movement</w:t>
+            </w:r>
+            <w:r>
+              <w:rPr>
+                <w:rFonts w:ascii="Arial" w:cs="Arial" w:eastAsia="Arial" w:hAnsi="Arial"/>
+                <w:sz w:val="20"/>
+                <w:szCs w:val="20"/>
+              </w:rPr>
+              <w:br/>
+              <w:t xml:space="preserve"/>
+            </w:r>
+            <w:r>
+              <w:rPr>
+                <w:rFonts w:ascii="Arial" w:cs="Arial" w:eastAsia="Arial" w:hAnsi="Arial"/>
+                <w:b w:val="false"/>
+                <w:bCs w:val="false"/>
+                <w:i w:val="false"/>
+                <w:iCs w:val="false"/>
+                <w:color w:val="000000"/>
+                <w:sz w:val="20"/>
+                <w:szCs w:val="20"/>
+              </w:rPr>
+              <w:t xml:space="preserve">    • Trigger zones for puzzle mechanics</w:t>
+            </w:r>
+            <w:r>
+              <w:rPr>
+                <w:rFonts w:ascii="Arial" w:cs="Arial" w:eastAsia="Arial" w:hAnsi="Arial"/>
+                <w:sz w:val="20"/>
+                <w:szCs w:val="20"/>
+              </w:rPr>
+              <w:br/>
+              <w:t xml:space="preserve"/>
+            </w:r>
+            <w:r>
+              <w:rPr>
+                <w:rFonts w:ascii="Arial" w:cs="Arial" w:eastAsia="Arial" w:hAnsi="Arial"/>
+                <w:sz w:val="20"/>
+                <w:szCs w:val="20"/>
+              </w:rPr>
+              <w:br/>
+              <w:t xml:space="preserve"/>
+            </w:r>
+            <w:r>
+              <w:rPr>
+                <w:rFonts w:ascii="Arial" w:cs="Arial" w:eastAsia="Arial" w:hAnsi="Arial"/>
+                <w:b/>
+                <w:bCs/>
+                <w:i w:val="false"/>
+                <w:iCs w:val="false"/>
+                <w:color w:val="000000"/>
+                <w:sz w:val="20"/>
+                <w:szCs w:val="20"/>
+              </w:rPr>
+              <w:t xml:space="preserve">Vocabulary: </w:t>
+            </w:r>
+            <w:r>
+              <w:rPr>
+                <w:rFonts w:ascii="Arial" w:cs="Arial" w:eastAsia="Arial" w:hAnsi="Arial"/>
+                <w:b w:val="false"/>
+                <w:bCs w:val="false"/>
+                <w:i w:val="false"/>
+                <w:iCs w:val="false"/>
+                <w:color w:val="000000"/>
+                <w:sz w:val="20"/>
+                <w:szCs w:val="20"/>
+              </w:rPr>
+              <w:t xml:space="preserve">Physics Puzzle Level, Physics concepts used</w:t>
+            </w:r>
+            <w:r>
+              <w:rPr>
+                <w:rFonts w:ascii="Arial" w:cs="Arial" w:eastAsia="Arial" w:hAnsi="Arial"/>
+                <w:sz w:val="20"/>
+                <w:szCs w:val="20"/>
+              </w:rPr>
+              <w:br/>
+              <w:t xml:space="preserve"/>
+            </w:r>
+            <w:r>
+              <w:rPr>
+                <w:rFonts w:ascii="Arial" w:cs="Arial" w:eastAsia="Arial" w:hAnsi="Arial"/>
+                <w:sz w:val="20"/>
+                <w:szCs w:val="20"/>
+              </w:rPr>
+              <w:br/>
+              <w:t xml:space="preserve"/>
+            </w:r>
+            <w:r>
+              <w:rPr>
+                <w:rFonts w:ascii="Arial" w:cs="Arial" w:eastAsia="Arial" w:hAnsi="Arial"/>
                 <w:b/>
                 <w:bCs/>
                 <w:i/>
@@ -715,6 +1085,19 @@
             <w:r>
               <w:rPr>
                 <w:rFonts w:ascii="Arial" w:cs="Arial" w:eastAsia="Arial" w:hAnsi="Arial"/>
+                <w:b/>
+                <w:bCs/>
+                <w:i w:val="false"/>
+                <w:iCs w:val="false"/>
+                <w:color w:val="000000"/>
+                <w:sz w:val="20"/>
+                <w:szCs w:val="20"/>
+              </w:rPr>
+              <w:t xml:space="preserve">    Beginner: </w:t>
+            </w:r>
+            <w:r>
+              <w:rPr>
+                <w:rFonts w:ascii="Arial" w:cs="Arial" w:eastAsia="Arial" w:hAnsi="Arial"/>
                 <w:b w:val="false"/>
                 <w:bCs w:val="false"/>
                 <w:i w:val="false"/>
@@ -723,7 +1106,77 @@
                 <w:sz w:val="20"/>
                 <w:szCs w:val="20"/>
               </w:rPr>
-              <w:t xml:space="preserve">    Work through problems from the day's exercise set.</w:t>
+              <w:t xml:space="preserve">Create a weight puzzle. Two blocks needed on plate to open door.</w:t>
+            </w:r>
+            <w:r>
+              <w:rPr>
+                <w:rFonts w:ascii="Arial" w:cs="Arial" w:eastAsia="Arial" w:hAnsi="Arial"/>
+                <w:sz w:val="20"/>
+                <w:szCs w:val="20"/>
+              </w:rPr>
+              <w:br/>
+              <w:t xml:space="preserve"/>
+            </w:r>
+            <w:r>
+              <w:rPr>
+                <w:rFonts w:ascii="Arial" w:cs="Arial" w:eastAsia="Arial" w:hAnsi="Arial"/>
+                <w:b/>
+                <w:bCs/>
+                <w:i w:val="false"/>
+                <w:iCs w:val="false"/>
+                <w:color w:val="000000"/>
+                <w:sz w:val="20"/>
+                <w:szCs w:val="20"/>
+              </w:rPr>
+              <w:t xml:space="preserve">    Intermediate: </w:t>
+            </w:r>
+            <w:r>
+              <w:rPr>
+                <w:rFonts w:ascii="Arial" w:cs="Arial" w:eastAsia="Arial" w:hAnsi="Arial"/>
+                <w:b w:val="false"/>
+                <w:bCs w:val="false"/>
+                <w:i w:val="false"/>
+                <w:iCs w:val="false"/>
+                <w:color w:val="000000"/>
+                <w:sz w:val="20"/>
+                <w:szCs w:val="20"/>
+              </w:rPr>
+              <w:t xml:space="preserve">Build a 3-section puzzle with weight, ball path, and momentum challenges.</w:t>
+            </w:r>
+            <w:r>
+              <w:rPr>
+                <w:rFonts w:ascii="Arial" w:cs="Arial" w:eastAsia="Arial" w:hAnsi="Arial"/>
+                <w:sz w:val="20"/>
+                <w:szCs w:val="20"/>
+              </w:rPr>
+              <w:br/>
+              <w:t xml:space="preserve"/>
+            </w:r>
+            <w:r>
+              <w:rPr>
+                <w:rFonts w:ascii="Arial" w:cs="Arial" w:eastAsia="Arial" w:hAnsi="Arial"/>
+                <w:b/>
+                <w:bCs/>
+                <w:i w:val="false"/>
+                <w:iCs w:val="false"/>
+                <w:color w:val="000000"/>
+                <w:sz w:val="20"/>
+                <w:szCs w:val="20"/>
+              </w:rPr>
+              <w:t xml:space="preserve">    Challenge: </w:t>
+            </w:r>
+            <w:r>
+              <w:rPr>
+                <w:rFonts w:ascii="Arial" w:cs="Arial" w:eastAsia="Arial" w:hAnsi="Arial"/>
+                <w:b w:val="false"/>
+                <w:bCs w:val="false"/>
+                <w:i w:val="false"/>
+                <w:iCs w:val="false"/>
+                <w:color w:val="000000"/>
+                <w:sz w:val="20"/>
+                <w:szCs w:val="20"/>
+              </w:rPr>
+              <w:t xml:space="preserve">Design a puzzle that requires combining multiple mechanics (push block onto pressure plate, which opens gate allowing ball through ramp, whi…</w:t>
             </w:r>
             <w:r>
               <w:rPr>
@@ -891,6 +1344,468 @@
     <w:p>
       <w:pPr>
         <w:spacing w:after="200"/>
+      </w:pPr>
+    </w:p>
+    <w:p>
+      <w:pPr>
+        <w:pBdr>
+          <w:bottom w:val="single" w:color="5B2D8E" w:sz="4" w:space="4"/>
+        </w:pBdr>
+        <w:spacing w:after="100" w:before="120"/>
+      </w:pPr>
+      <w:r>
+        <w:rPr>
+          <w:rFonts w:ascii="Arial" w:cs="Arial" w:eastAsia="Arial" w:hAnsi="Arial"/>
+          <w:b/>
+          <w:bCs/>
+          <w:color w:val="5B2D8E"/>
+          <w:sz w:val="24"/>
+          <w:szCs w:val="24"/>
+        </w:rPr>
+        <w:t xml:space="preserve">Key Concepts</w:t>
+      </w:r>
+    </w:p>
+    <w:p>
+      <w:pPr>
+        <w:spacing w:after="60"/>
+      </w:pPr>
+      <w:r>
+        <w:rPr>
+          <w:rFonts w:ascii="Arial" w:cs="Arial" w:eastAsia="Arial" w:hAnsi="Arial"/>
+          <w:sz w:val="20"/>
+          <w:szCs w:val="20"/>
+        </w:rPr>
+        <w:t xml:space="preserve">Build a Physics Puzzle Level where:</w:t>
+      </w:r>
+    </w:p>
+    <w:p>
+      <w:pPr>
+        <w:spacing w:after="60"/>
+      </w:pPr>
+      <w:r>
+        <w:rPr>
+          <w:rFonts w:ascii="Arial" w:cs="Arial" w:eastAsia="Arial" w:hAnsi="Arial"/>
+          <w:sz w:val="20"/>
+          <w:szCs w:val="20"/>
+        </w:rPr>
+        <w:t xml:space="preserve">1. Player pushes/rolls objects to solve puzzles</w:t>
+      </w:r>
+    </w:p>
+    <w:p>
+      <w:pPr>
+        <w:spacing w:after="60"/>
+      </w:pPr>
+      <w:r>
+        <w:rPr>
+          <w:rFonts w:ascii="Arial" w:cs="Arial" w:eastAsia="Arial" w:hAnsi="Arial"/>
+          <w:sz w:val="20"/>
+          <w:szCs w:val="20"/>
+        </w:rPr>
+        <w:t xml:space="preserve">2. Multiple collider types (boxes, spheres, ramps)</w:t>
+      </w:r>
+    </w:p>
+    <w:p>
+      <w:pPr>
+        <w:spacing w:after="60"/>
+      </w:pPr>
+      <w:r>
+        <w:rPr>
+          <w:rFonts w:ascii="Arial" w:cs="Arial" w:eastAsia="Arial" w:hAnsi="Arial"/>
+          <w:sz w:val="20"/>
+          <w:szCs w:val="20"/>
+        </w:rPr>
+        <w:t xml:space="preserve">3. Triggers control doors and gates</w:t>
+      </w:r>
+    </w:p>
+    <w:p>
+      <w:pPr>
+        <w:spacing w:after="60"/>
+      </w:pPr>
+      <w:r>
+        <w:rPr>
+          <w:rFonts w:ascii="Arial" w:cs="Arial" w:eastAsia="Arial" w:hAnsi="Arial"/>
+          <w:sz w:val="20"/>
+          <w:szCs w:val="20"/>
+        </w:rPr>
+        <w:t xml:space="preserve">4. Physics materials create varied surfaces</w:t>
+      </w:r>
+    </w:p>
+    <w:p>
+      <w:pPr>
+        <w:spacing w:after="60"/>
+      </w:pPr>
+      <w:r>
+        <w:rPr>
+          <w:rFonts w:ascii="Arial" w:cs="Arial" w:eastAsia="Arial" w:hAnsi="Arial"/>
+          <w:sz w:val="20"/>
+          <w:szCs w:val="20"/>
+        </w:rPr>
+        <w:t xml:space="preserve">5. Requires understanding of mass, friction, momentum</w:t>
+      </w:r>
+    </w:p>
+    <w:p>
+      <w:pPr>
+        <w:spacing w:after="60"/>
+      </w:pPr>
+      <w:r>
+        <w:rPr>
+          <w:rFonts w:ascii="Arial" w:cs="Arial" w:eastAsia="Arial" w:hAnsi="Arial"/>
+          <w:sz w:val="20"/>
+          <w:szCs w:val="20"/>
+        </w:rPr>
+        <w:t xml:space="preserve">Physics concepts used:</w:t>
+      </w:r>
+    </w:p>
+    <w:p>
+      <w:pPr>
+        <w:spacing w:after="60"/>
+        <w:ind w:left="360"/>
+      </w:pPr>
+      <w:r>
+        <w:rPr>
+          <w:rFonts w:ascii="Arial" w:cs="Arial" w:eastAsia="Arial" w:hAnsi="Arial"/>
+          <w:sz w:val="20"/>
+          <w:szCs w:val="20"/>
+        </w:rPr>
+        <w:t xml:space="preserve">• </w:t>
+      </w:r>
+      <w:r>
+        <w:rPr>
+          <w:rFonts w:ascii="Arial" w:cs="Arial" w:eastAsia="Arial" w:hAnsi="Arial"/>
+          <w:sz w:val="20"/>
+          <w:szCs w:val="20"/>
+        </w:rPr>
+        <w:t xml:space="preserve">Varied masses (heavy blocks, light balls)</w:t>
+      </w:r>
+    </w:p>
+    <w:p>
+      <w:pPr>
+        <w:spacing w:after="60"/>
+        <w:ind w:left="360"/>
+      </w:pPr>
+      <w:r>
+        <w:rPr>
+          <w:rFonts w:ascii="Arial" w:cs="Arial" w:eastAsia="Arial" w:hAnsi="Arial"/>
+          <w:sz w:val="20"/>
+          <w:szCs w:val="20"/>
+        </w:rPr>
+        <w:t xml:space="preserve">• </w:t>
+      </w:r>
+      <w:r>
+        <w:rPr>
+          <w:rFonts w:ascii="Arial" w:cs="Arial" w:eastAsia="Arial" w:hAnsi="Arial"/>
+          <w:sz w:val="20"/>
+          <w:szCs w:val="20"/>
+        </w:rPr>
+        <w:t xml:space="preserve">Friction and drag for realistic movement</w:t>
+      </w:r>
+    </w:p>
+    <w:p>
+      <w:pPr>
+        <w:spacing w:after="60"/>
+        <w:ind w:left="360"/>
+      </w:pPr>
+      <w:r>
+        <w:rPr>
+          <w:rFonts w:ascii="Arial" w:cs="Arial" w:eastAsia="Arial" w:hAnsi="Arial"/>
+          <w:sz w:val="20"/>
+          <w:szCs w:val="20"/>
+        </w:rPr>
+        <w:t xml:space="preserve">• </w:t>
+      </w:r>
+      <w:r>
+        <w:rPr>
+          <w:rFonts w:ascii="Arial" w:cs="Arial" w:eastAsia="Arial" w:hAnsi="Arial"/>
+          <w:sz w:val="20"/>
+          <w:szCs w:val="20"/>
+        </w:rPr>
+        <w:t xml:space="preserve">Trigger zones for puzzle mechanics</w:t>
+      </w:r>
+    </w:p>
+    <w:p>
+      <w:pPr>
+        <w:spacing w:after="60"/>
+        <w:ind w:left="360"/>
+      </w:pPr>
+      <w:r>
+        <w:rPr>
+          <w:rFonts w:ascii="Arial" w:cs="Arial" w:eastAsia="Arial" w:hAnsi="Arial"/>
+          <w:sz w:val="20"/>
+          <w:szCs w:val="20"/>
+        </w:rPr>
+        <w:t xml:space="preserve">• </w:t>
+      </w:r>
+      <w:r>
+        <w:rPr>
+          <w:rFonts w:ascii="Arial" w:cs="Arial" w:eastAsia="Arial" w:hAnsi="Arial"/>
+          <w:sz w:val="20"/>
+          <w:szCs w:val="20"/>
+        </w:rPr>
+        <w:t xml:space="preserve">Raycasting for ground detection</w:t>
+      </w:r>
+    </w:p>
+    <w:p>
+      <w:pPr>
+        <w:spacing w:after="60"/>
+        <w:ind w:left="360"/>
+      </w:pPr>
+      <w:r>
+        <w:rPr>
+          <w:rFonts w:ascii="Arial" w:cs="Arial" w:eastAsia="Arial" w:hAnsi="Arial"/>
+          <w:sz w:val="20"/>
+          <w:szCs w:val="20"/>
+        </w:rPr>
+        <w:t xml:space="preserve">• </w:t>
+      </w:r>
+      <w:r>
+        <w:rPr>
+          <w:rFonts w:ascii="Arial" w:cs="Arial" w:eastAsia="Arial" w:hAnsi="Arial"/>
+          <w:sz w:val="20"/>
+          <w:szCs w:val="20"/>
+        </w:rPr>
+        <w:t xml:space="preserve">Joints for connected objects</w:t>
+      </w:r>
+    </w:p>
+    <w:p>
+      <w:pPr>
+        <w:spacing w:after="60"/>
+        <w:ind w:left="360"/>
+      </w:pPr>
+      <w:r>
+        <w:rPr>
+          <w:rFonts w:ascii="Arial" w:cs="Arial" w:eastAsia="Arial" w:hAnsi="Arial"/>
+          <w:sz w:val="20"/>
+          <w:szCs w:val="20"/>
+        </w:rPr>
+        <w:t xml:space="preserve">• </w:t>
+      </w:r>
+      <w:r>
+        <w:rPr>
+          <w:rFonts w:ascii="Arial" w:cs="Arial" w:eastAsia="Arial" w:hAnsi="Arial"/>
+          <w:sz w:val="20"/>
+          <w:szCs w:val="20"/>
+        </w:rPr>
+        <w:t xml:space="preserve">Multiple collider types</w:t>
+      </w:r>
+    </w:p>
+    <w:p>
+      <w:pPr>
+        <w:spacing w:after="60"/>
+      </w:pPr>
+      <w:r>
+        <w:rPr>
+          <w:rFonts w:ascii="Arial" w:cs="Arial" w:eastAsia="Arial" w:hAnsi="Arial"/>
+          <w:sz w:val="20"/>
+          <w:szCs w:val="20"/>
+        </w:rPr>
+        <w:t xml:space="preserve">Example 1: Weight Puzzle</w:t>
+      </w:r>
+    </w:p>
+    <w:p>
+      <w:pPr>
+        <w:spacing w:after="60"/>
+        <w:ind w:left="360"/>
+      </w:pPr>
+      <w:r>
+        <w:rPr>
+          <w:rFonts w:ascii="Arial" w:cs="Arial" w:eastAsia="Arial" w:hAnsi="Arial"/>
+          <w:sz w:val="20"/>
+          <w:szCs w:val="20"/>
+        </w:rPr>
+        <w:t xml:space="preserve">• </w:t>
+      </w:r>
+      <w:r>
+        <w:rPr>
+          <w:rFonts w:ascii="Arial" w:cs="Arial" w:eastAsia="Arial" w:hAnsi="Arial"/>
+          <w:sz w:val="20"/>
+          <w:szCs w:val="20"/>
+        </w:rPr>
+        <w:t xml:space="preserve">Place 3 heavy blocks on a pressure plate to open door</w:t>
+      </w:r>
+    </w:p>
+    <w:p>
+      <w:pPr>
+        <w:spacing w:after="60"/>
+        <w:ind w:left="360"/>
+      </w:pPr>
+      <w:r>
+        <w:rPr>
+          <w:rFonts w:ascii="Arial" w:cs="Arial" w:eastAsia="Arial" w:hAnsi="Arial"/>
+          <w:sz w:val="20"/>
+          <w:szCs w:val="20"/>
+        </w:rPr>
+        <w:t xml:space="preserve">• </w:t>
+      </w:r>
+      <w:r>
+        <w:rPr>
+          <w:rFonts w:ascii="Arial" w:cs="Arial" w:eastAsia="Arial" w:hAnsi="Arial"/>
+          <w:sz w:val="20"/>
+          <w:szCs w:val="20"/>
+        </w:rPr>
+        <w:t xml:space="preserve">Door trigger checks total weight on plate</w:t>
+      </w:r>
+    </w:p>
+    <w:p>
+      <w:pPr>
+        <w:spacing w:after="60"/>
+      </w:pPr>
+      <w:r>
+        <w:rPr>
+          <w:rFonts w:ascii="Arial" w:cs="Arial" w:eastAsia="Arial" w:hAnsi="Arial"/>
+          <w:sz w:val="20"/>
+          <w:szCs w:val="20"/>
+        </w:rPr>
+        <w:t xml:space="preserve">Example 2: Ball Path Puzzle</w:t>
+      </w:r>
+    </w:p>
+    <w:p>
+      <w:pPr>
+        <w:spacing w:after="60"/>
+        <w:ind w:left="360"/>
+      </w:pPr>
+      <w:r>
+        <w:rPr>
+          <w:rFonts w:ascii="Arial" w:cs="Arial" w:eastAsia="Arial" w:hAnsi="Arial"/>
+          <w:sz w:val="20"/>
+          <w:szCs w:val="20"/>
+        </w:rPr>
+        <w:t xml:space="preserve">• </w:t>
+      </w:r>
+      <w:r>
+        <w:rPr>
+          <w:rFonts w:ascii="Arial" w:cs="Arial" w:eastAsia="Arial" w:hAnsi="Arial"/>
+          <w:sz w:val="20"/>
+          <w:szCs w:val="20"/>
+        </w:rPr>
+        <w:t xml:space="preserve">Roll ball through checkpoints</w:t>
+      </w:r>
+    </w:p>
+    <w:p>
+      <w:pPr>
+        <w:spacing w:after="60"/>
+        <w:ind w:left="360"/>
+      </w:pPr>
+      <w:r>
+        <w:rPr>
+          <w:rFonts w:ascii="Arial" w:cs="Arial" w:eastAsia="Arial" w:hAnsi="Arial"/>
+          <w:sz w:val="20"/>
+          <w:szCs w:val="20"/>
+        </w:rPr>
+        <w:t xml:space="preserve">• </w:t>
+      </w:r>
+      <w:r>
+        <w:rPr>
+          <w:rFonts w:ascii="Arial" w:cs="Arial" w:eastAsia="Arial" w:hAnsi="Arial"/>
+          <w:sz w:val="20"/>
+          <w:szCs w:val="20"/>
+        </w:rPr>
+        <w:t xml:space="preserve">Each checkpoint activates next section</w:t>
+      </w:r>
+    </w:p>
+    <w:p>
+      <w:pPr>
+        <w:spacing w:after="60"/>
+        <w:ind w:left="360"/>
+      </w:pPr>
+      <w:r>
+        <w:rPr>
+          <w:rFonts w:ascii="Arial" w:cs="Arial" w:eastAsia="Arial" w:hAnsi="Arial"/>
+          <w:sz w:val="20"/>
+          <w:szCs w:val="20"/>
+        </w:rPr>
+        <w:t xml:space="preserve">• </w:t>
+      </w:r>
+      <w:r>
+        <w:rPr>
+          <w:rFonts w:ascii="Arial" w:cs="Arial" w:eastAsia="Arial" w:hAnsi="Arial"/>
+          <w:sz w:val="20"/>
+          <w:szCs w:val="20"/>
+        </w:rPr>
+        <w:t xml:space="preserve">Use ramps and funnels (BoxColliders) to guide ball</w:t>
+      </w:r>
+    </w:p>
+    <w:p>
+      <w:pPr>
+        <w:spacing w:after="60"/>
+      </w:pPr>
+      <w:r>
+        <w:rPr>
+          <w:rFonts w:ascii="Arial" w:cs="Arial" w:eastAsia="Arial" w:hAnsi="Arial"/>
+          <w:sz w:val="20"/>
+          <w:szCs w:val="20"/>
+        </w:rPr>
+        <w:t xml:space="preserve">Example 3: Momentum Puzzle</w:t>
+      </w:r>
+    </w:p>
+    <w:p>
+      <w:pPr>
+        <w:spacing w:after="60"/>
+        <w:ind w:left="360"/>
+      </w:pPr>
+      <w:r>
+        <w:rPr>
+          <w:rFonts w:ascii="Arial" w:cs="Arial" w:eastAsia="Arial" w:hAnsi="Arial"/>
+          <w:sz w:val="20"/>
+          <w:szCs w:val="20"/>
+        </w:rPr>
+        <w:t xml:space="preserve">• </w:t>
+      </w:r>
+      <w:r>
+        <w:rPr>
+          <w:rFonts w:ascii="Arial" w:cs="Arial" w:eastAsia="Arial" w:hAnsi="Arial"/>
+          <w:sz w:val="20"/>
+          <w:szCs w:val="20"/>
+        </w:rPr>
+        <w:t xml:space="preserve">Heavy sphere blocks door</w:t>
+      </w:r>
+    </w:p>
+    <w:p>
+      <w:pPr>
+        <w:spacing w:after="60"/>
+        <w:ind w:left="360"/>
+      </w:pPr>
+      <w:r>
+        <w:rPr>
+          <w:rFonts w:ascii="Arial" w:cs="Arial" w:eastAsia="Arial" w:hAnsi="Arial"/>
+          <w:sz w:val="20"/>
+          <w:szCs w:val="20"/>
+        </w:rPr>
+        <w:t xml:space="preserve">• </w:t>
+      </w:r>
+      <w:r>
+        <w:rPr>
+          <w:rFonts w:ascii="Arial" w:cs="Arial" w:eastAsia="Arial" w:hAnsi="Arial"/>
+          <w:sz w:val="20"/>
+          <w:szCs w:val="20"/>
+        </w:rPr>
+        <w:t xml:space="preserve">Player must build momentum to push it</w:t>
+      </w:r>
+    </w:p>
+    <w:p>
+      <w:pPr>
+        <w:spacing w:after="60"/>
+        <w:ind w:left="360"/>
+      </w:pPr>
+      <w:r>
+        <w:rPr>
+          <w:rFonts w:ascii="Arial" w:cs="Arial" w:eastAsia="Arial" w:hAnsi="Arial"/>
+          <w:sz w:val="20"/>
+          <w:szCs w:val="20"/>
+        </w:rPr>
+        <w:t xml:space="preserve">• </w:t>
+      </w:r>
+      <w:r>
+        <w:rPr>
+          <w:rFonts w:ascii="Arial" w:cs="Arial" w:eastAsia="Arial" w:hAnsi="Arial"/>
+          <w:sz w:val="20"/>
+          <w:szCs w:val="20"/>
+        </w:rPr>
+        <w:t xml:space="preserve">Friction values determine difficulty</w:t>
+      </w:r>
+    </w:p>
+    <w:p>
+      <w:pPr>
+        <w:spacing w:after="160"/>
       </w:pPr>
     </w:p>
     <w:p>
@@ -3151,6 +4066,94 @@
       <w:pPr>
         <w:spacing w:after="120"/>
       </w:pPr>
+    </w:p>
+    <w:p>
+      <w:pPr>
+        <w:pBdr>
+          <w:bottom w:val="single" w:color="5B2D8E" w:sz="4" w:space="4"/>
+        </w:pBdr>
+        <w:spacing w:after="100" w:before="120"/>
+      </w:pPr>
+      <w:r>
+        <w:rPr>
+          <w:rFonts w:ascii="Arial" w:cs="Arial" w:eastAsia="Arial" w:hAnsi="Arial"/>
+          <w:b/>
+          <w:bCs/>
+          <w:color w:val="5B2D8E"/>
+          <w:sz w:val="24"/>
+          <w:szCs w:val="24"/>
+        </w:rPr>
+        <w:t xml:space="preserve">Practice Problems</w:t>
+      </w:r>
+    </w:p>
+    <w:p>
+      <w:pPr>
+        <w:spacing w:after="80"/>
+      </w:pPr>
+      <w:r>
+        <w:rPr>
+          <w:rFonts w:ascii="Arial" w:cs="Arial" w:eastAsia="Arial" w:hAnsi="Arial"/>
+          <w:b/>
+          <w:bCs/>
+          <w:sz w:val="20"/>
+          <w:szCs w:val="20"/>
+        </w:rPr>
+        <w:t xml:space="preserve">Problem 1: </w:t>
+      </w:r>
+      <w:r>
+        <w:rPr>
+          <w:rFonts w:ascii="Arial" w:cs="Arial" w:eastAsia="Arial" w:hAnsi="Arial"/>
+          <w:sz w:val="20"/>
+          <w:szCs w:val="20"/>
+        </w:rPr>
+        <w:t xml:space="preserve">Beginner:  Create a weight puzzle. Two blocks needed on plate to open door.</w:t>
+      </w:r>
+    </w:p>
+    <w:p>
+      <w:pPr>
+        <w:spacing w:after="80"/>
+      </w:pPr>
+      <w:r>
+        <w:rPr>
+          <w:rFonts w:ascii="Arial" w:cs="Arial" w:eastAsia="Arial" w:hAnsi="Arial"/>
+          <w:b/>
+          <w:bCs/>
+          <w:sz w:val="20"/>
+          <w:szCs w:val="20"/>
+        </w:rPr>
+        <w:t xml:space="preserve">Problem 2: </w:t>
+      </w:r>
+      <w:r>
+        <w:rPr>
+          <w:rFonts w:ascii="Arial" w:cs="Arial" w:eastAsia="Arial" w:hAnsi="Arial"/>
+          <w:sz w:val="20"/>
+          <w:szCs w:val="20"/>
+        </w:rPr>
+        <w:t xml:space="preserve">Intermediate:  Build a 3-section puzzle with weight, ball path, and momentum challenges.</w:t>
+      </w:r>
+    </w:p>
+    <w:p>
+      <w:pPr>
+        <w:spacing w:after="80"/>
+      </w:pPr>
+      <w:r>
+        <w:rPr>
+          <w:rFonts w:ascii="Arial" w:cs="Arial" w:eastAsia="Arial" w:hAnsi="Arial"/>
+          <w:b/>
+          <w:bCs/>
+          <w:sz w:val="20"/>
+          <w:szCs w:val="20"/>
+        </w:rPr>
+        <w:t xml:space="preserve">Problem 3: </w:t>
+      </w:r>
+      <w:r>
+        <w:rPr>
+          <w:rFonts w:ascii="Arial" w:cs="Arial" w:eastAsia="Arial" w:hAnsi="Arial"/>
+          <w:sz w:val="20"/>
+          <w:szCs w:val="20"/>
+        </w:rPr>
+        <w:t xml:space="preserve">Challenge:  Design a puzzle that requires combining multiple mechanics (push block onto pressure plate, which opens gate allowing ball through ramp, which triggers final door).</w:t>
+      </w:r>
     </w:p>
     <w:p>
       <w:pPr>
